--- a/Project Documentation/8. Project Demonstration/Screenshots.docx
+++ b/Project Documentation/8. Project Demonstration/Screenshots.docx
@@ -46,7 +46,7 @@
           <w:left w:w="10" w:type="dxa"/>
           <w:right w:w="10" w:type="dxa"/>
         </w:tblCellMar>
-        <w:tblLook w:val="0000" w:firstRow="0" w:lastRow="0" w:firstColumn="0" w:lastColumn="0" w:noHBand="0" w:noVBand="0"/>
+        <w:tblLook w:val="04A0" w:firstRow="1" w:lastRow="0" w:firstColumn="1" w:lastColumn="0" w:noHBand="0" w:noVBand="1"/>
       </w:tblPr>
       <w:tblGrid>
         <w:gridCol w:w="2805"/>
@@ -160,7 +160,7 @@
                 <w:sz w:val="22"/>
                 <w:szCs w:val="22"/>
               </w:rPr>
-              <w:t xml:space="preserve">Smart Lender </w:t>
+              <w:t>Smart Lender</w:t>
             </w:r>
           </w:p>
         </w:tc>
@@ -241,7 +241,7 @@
           <w:noProof/>
         </w:rPr>
         <w:drawing>
-          <wp:inline distT="0" distB="0" distL="0" distR="0" wp14:anchorId="285589DB" wp14:editId="749671D2">
+          <wp:inline distT="0" distB="0" distL="0" distR="0" wp14:anchorId="03C7C728" wp14:editId="22300AA5">
             <wp:extent cx="4000500" cy="2819400"/>
             <wp:effectExtent l="0" t="0" r="0" b="0"/>
             <wp:docPr id="1" name="Picture 1"/>
@@ -306,10 +306,10 @@
         </w:rPr>
         <w:lastRenderedPageBreak/>
         <w:drawing>
-          <wp:inline distT="0" distB="0" distL="0" distR="0" wp14:anchorId="4A996845" wp14:editId="7A41F6F4">
+          <wp:inline distT="0" distB="0" distL="0" distR="0" wp14:anchorId="28152FDD" wp14:editId="4FD9F58B">
             <wp:extent cx="4000500" cy="2819400"/>
             <wp:effectExtent l="0" t="0" r="0" b="0"/>
-            <wp:docPr id="312545814" name="Picture 312545814"/>
+            <wp:docPr id="1728006570" name="Picture 1728006570"/>
             <wp:cNvGraphicFramePr>
               <a:graphicFrameLocks xmlns:a="http://schemas.openxmlformats.org/drawingml/2006/main" noChangeAspect="1"/>
             </wp:cNvGraphicFramePr>
@@ -370,10 +370,10 @@
           <w:noProof/>
         </w:rPr>
         <w:drawing>
-          <wp:inline distT="0" distB="0" distL="0" distR="0" wp14:anchorId="4FABF151" wp14:editId="125581E0">
+          <wp:inline distT="0" distB="0" distL="0" distR="0" wp14:anchorId="77ADC18A" wp14:editId="5FE6C87C">
             <wp:extent cx="4000500" cy="2657475"/>
             <wp:effectExtent l="0" t="0" r="0" b="0"/>
-            <wp:docPr id="1405965578" name="Picture 1405965578"/>
+            <wp:docPr id="800076256" name="Picture 800076256"/>
             <wp:cNvGraphicFramePr>
               <a:graphicFrameLocks xmlns:a="http://schemas.openxmlformats.org/drawingml/2006/main" noChangeAspect="1"/>
             </wp:cNvGraphicFramePr>
@@ -435,10 +435,10 @@
         </w:rPr>
         <w:lastRenderedPageBreak/>
         <w:drawing>
-          <wp:inline distT="0" distB="0" distL="0" distR="0" wp14:anchorId="756432DB" wp14:editId="1FFFFC83">
+          <wp:inline distT="0" distB="0" distL="0" distR="0" wp14:anchorId="33A638E8" wp14:editId="0AE1D96D">
             <wp:extent cx="4000500" cy="2657475"/>
             <wp:effectExtent l="0" t="0" r="0" b="0"/>
-            <wp:docPr id="1369226483" name="Picture 1369226483"/>
+            <wp:docPr id="2079619258" name="Picture 2079619258"/>
             <wp:cNvGraphicFramePr>
               <a:graphicFrameLocks xmlns:a="http://schemas.openxmlformats.org/drawingml/2006/main" noChangeAspect="1"/>
             </wp:cNvGraphicFramePr>
@@ -528,10 +528,10 @@
 <file path=word/numbering.xml><?xml version="1.0" encoding="utf-8"?>
 <w:numbering xmlns:wpc="http://schemas.microsoft.com/office/word/2010/wordprocessingCanvas" xmlns:cx="http://schemas.microsoft.com/office/drawing/2014/chartex" xmlns:cx1="http://schemas.microsoft.com/office/drawing/2015/9/8/chartex" xmlns:cx2="http://schemas.microsoft.com/office/drawing/2015/10/21/chartex" xmlns:cx3="http://schemas.microsoft.com/office/drawing/2016/5/9/chartex" xmlns:cx4="http://schemas.microsoft.com/office/drawing/2016/5/10/chartex" xmlns:cx5="http://schemas.microsoft.com/office/drawing/2016/5/11/chartex" xmlns:cx6="http://schemas.microsoft.com/office/drawing/2016/5/12/chartex" xmlns:cx7="http://schemas.microsoft.com/office/drawing/2016/5/13/chartex" xmlns:cx8="http://schemas.microsoft.com/office/drawing/2016/5/14/chartex" xmlns:mc="http://schemas.openxmlformats.org/markup-compatibility/2006" xmlns:aink="http://schemas.microsoft.com/office/drawing/2016/ink" xmlns:am3d="http://schemas.microsoft.com/office/drawing/2017/model3d" xmlns:o="urn:schemas-microsoft-com:office:office" xmlns:oel="http://schemas.microsoft.com/office/2019/extlst" xmlns:r="http://schemas.openxmlformats.org/officeDocument/2006/relationships" xmlns:m="http://schemas.openxmlformats.org/officeDocument/2006/math" xmlns:v="urn:schemas-microsoft-com:vml" xmlns:wp14="http://schemas.microsoft.com/office/word/2010/wordprocessingDrawing" xmlns:wp="http://schemas.openxmlformats.org/drawingml/2006/wordprocessingDrawing" xmlns:w10="urn:schemas-microsoft-com:office:word" xmlns:w="http://schemas.openxmlformats.org/wordprocessingml/2006/main" xmlns:w14="http://schemas.microsoft.com/office/word/2010/wordml" xmlns:w15="http://schemas.microsoft.com/office/word/2012/wordml" xmlns:w16cex="http://schemas.microsoft.com/office/word/2018/wordml/cex" xmlns:w16cid="http://schemas.microsoft.com/office/word/2016/wordml/cid" xmlns:w16="http://schemas.microsoft.com/office/word/2018/wordml" xmlns:w16du="http://schemas.microsoft.com/office/word/2023/wordml/word16du" xmlns:w16sdtdh="http://schemas.microsoft.com/office/word/2020/wordml/sdtdatahash" xmlns:w16sdtfl="http://schemas.microsoft.com/office/word/2024/wordml/sdtformatlock" xmlns:w16se="http://schemas.microsoft.com/office/word/2015/wordml/symex" xmlns:wpg="http://schemas.microsoft.com/office/word/2010/wordprocessingGroup" xmlns:wpi="http://schemas.microsoft.com/office/word/2010/wordprocessingInk" xmlns:wne="http://schemas.microsoft.com/office/word/2006/wordml" xmlns:wps="http://schemas.microsoft.com/office/word/2010/wordprocessingShape" mc:Ignorable="w14 w15 w16se w16cid w16 w16cex w16sdtdh w16sdtfl w16du wp14">
   <w:abstractNum w:abstractNumId="0" w15:restartNumberingAfterBreak="0">
-    <w:nsid w:val="3CD046ED"/>
+    <w:nsid w:val="2EFE76EE"/>
     <w:multiLevelType w:val="hybridMultilevel"/>
-    <w:tmpl w:val="6F7C8146"/>
-    <w:lvl w:ilvl="0" w:tplc="FA648524">
+    <w:tmpl w:val="648A8E1A"/>
+    <w:lvl w:ilvl="0" w:tplc="E45677DE">
       <w:start w:val="1"/>
       <w:numFmt w:val="bullet"/>
       <w:lvlText w:val="●"/>
@@ -540,7 +540,7 @@
         <w:ind w:left="720" w:hanging="360"/>
       </w:pPr>
     </w:lvl>
-    <w:lvl w:ilvl="1" w:tplc="5DC83D92">
+    <w:lvl w:ilvl="1" w:tplc="0FFA4340">
       <w:start w:val="1"/>
       <w:numFmt w:val="bullet"/>
       <w:lvlText w:val="○"/>
@@ -549,7 +549,7 @@
         <w:ind w:left="1440" w:hanging="360"/>
       </w:pPr>
     </w:lvl>
-    <w:lvl w:ilvl="2" w:tplc="80EC502A">
+    <w:lvl w:ilvl="2" w:tplc="3B3A916C">
       <w:start w:val="1"/>
       <w:numFmt w:val="bullet"/>
       <w:lvlText w:val="■"/>
@@ -558,7 +558,7 @@
         <w:ind w:left="2160" w:hanging="360"/>
       </w:pPr>
     </w:lvl>
-    <w:lvl w:ilvl="3" w:tplc="BBBE096A">
+    <w:lvl w:ilvl="3" w:tplc="7744DCC8">
       <w:start w:val="1"/>
       <w:numFmt w:val="bullet"/>
       <w:lvlText w:val="●"/>
@@ -567,7 +567,7 @@
         <w:ind w:left="2880" w:hanging="360"/>
       </w:pPr>
     </w:lvl>
-    <w:lvl w:ilvl="4" w:tplc="915E446A">
+    <w:lvl w:ilvl="4" w:tplc="998893DE">
       <w:start w:val="1"/>
       <w:numFmt w:val="bullet"/>
       <w:lvlText w:val="○"/>
@@ -576,7 +576,7 @@
         <w:ind w:left="3600" w:hanging="360"/>
       </w:pPr>
     </w:lvl>
-    <w:lvl w:ilvl="5" w:tplc="15B8938A">
+    <w:lvl w:ilvl="5" w:tplc="200AA5CA">
       <w:start w:val="1"/>
       <w:numFmt w:val="bullet"/>
       <w:lvlText w:val="■"/>
@@ -585,7 +585,7 @@
         <w:ind w:left="4320" w:hanging="360"/>
       </w:pPr>
     </w:lvl>
-    <w:lvl w:ilvl="6" w:tplc="AFF4BB66">
+    <w:lvl w:ilvl="6" w:tplc="ABDE0626">
       <w:start w:val="1"/>
       <w:numFmt w:val="bullet"/>
       <w:lvlText w:val="●"/>
@@ -594,7 +594,7 @@
         <w:ind w:left="5040" w:hanging="360"/>
       </w:pPr>
     </w:lvl>
-    <w:lvl w:ilvl="7" w:tplc="C52CD8F8">
+    <w:lvl w:ilvl="7" w:tplc="2CDECFD4">
       <w:start w:val="1"/>
       <w:numFmt w:val="bullet"/>
       <w:lvlText w:val="●"/>
@@ -603,7 +603,7 @@
         <w:ind w:left="5760" w:hanging="360"/>
       </w:pPr>
     </w:lvl>
-    <w:lvl w:ilvl="8" w:tplc="5D4EFB6C">
+    <w:lvl w:ilvl="8" w:tplc="B6F4241A">
       <w:start w:val="1"/>
       <w:numFmt w:val="bullet"/>
       <w:lvlText w:val="●"/>
@@ -613,7 +613,7 @@
       </w:pPr>
     </w:lvl>
   </w:abstractNum>
-  <w:num w:numId="1" w16cid:durableId="460613892">
+  <w:num w:numId="1" w16cid:durableId="1431702577">
     <w:abstractNumId w:val="0"/>
     <w:lvlOverride w:ilvl="0">
       <w:startOverride w:val="1"/>
